--- a/templates/Оценочный.docx
+++ b/templates/Оценочный.docx
@@ -8165,7 +8165,34 @@
         <w:t xml:space="preserve">Руководитель практики </w:t>
       </w:r>
       <w:r>
-        <w:t>{{SUPERVISOR_FIO}}</w:t>
+        <w:rPr>
+          <w:rFonts w:ascii="Times New Roman" w:eastAsia="Times New Roman" w:hAnsi="Times New Roman" w:cs="Times New Roman"/>
+          <w:sz w:val="24"/>
+          <w:szCs w:val="24"/>
+        </w:rPr>
+        <w:t xml:space="preserve">     </w:t>
+      </w:r>
+      <w:proofErr w:type="gramStart"/>
+      <w:r>
+        <w:rPr>
+          <w:rFonts w:ascii="Times New Roman" w:eastAsia="Times New Roman" w:hAnsi="Times New Roman" w:cs="Times New Roman"/>
+          <w:sz w:val="24"/>
+          <w:szCs w:val="24"/>
+        </w:rPr>
+        <w:t xml:space="preserve">   </w:t>
+      </w:r>
+      <w:r>
+        <w:rPr>
+          <w:u w:val="single"/>
+        </w:rPr>
+        <w:t>{</w:t>
+      </w:r>
+      <w:proofErr w:type="gramEnd"/>
+      <w:r>
+        <w:rPr>
+          <w:u w:val="single"/>
+        </w:rPr>
+        <w:t>{SUPERVISOR_FIO}}</w:t>
       </w:r>
       <w:r>
         <w:rPr>
